--- a/exams/고전과함께하는비판적토론/11주차 지구가 인류를 심판합니다 - 박무성.docx
+++ b/exams/고전과함께하는비판적토론/11주차 지구가 인류를 심판합니다 - 박무성.docx
@@ -48,7 +48,7 @@
           <w:b/>
           <w:bCs/>
         </w:rPr>
-        <w:t xml:space="preserve">서울시립대 기계정보공학과 </w:t>
+        <w:t>서울시립대</w:t>
       </w:r>
       <w:proofErr w:type="spellStart"/>
       <w:r>
@@ -57,7 +57,6 @@
           <w:b/>
           <w:bCs/>
         </w:rPr>
-        <w:t>박무성</w:t>
       </w:r>
       <w:proofErr w:type="spellEnd"/>
     </w:p>
@@ -93,7 +92,6 @@
         <w:rPr>
           <w:rFonts w:hint="eastAsia"/>
         </w:rPr>
-        <w:t xml:space="preserve"> </w:t>
       </w:r>
       <w:r>
         <w:rPr>
@@ -101,18 +99,14 @@
         </w:rPr>
         <w:t>현대 사회에 와서 환경 오염과 그에 따른 기후 온난화 문제는 큰 이슈가 되었고,</w:t>
       </w:r>
-      <w:r>
-        <w:t xml:space="preserve"> </w:t>
-      </w:r>
+      <w:r/>
       <w:r>
         <w:rPr>
           <w:rFonts w:hint="eastAsia"/>
         </w:rPr>
         <w:t>이러한 문제들은</w:t>
       </w:r>
-      <w:r>
-        <w:t xml:space="preserve"> </w:t>
-      </w:r>
+      <w:r/>
       <w:r>
         <w:rPr>
           <w:rFonts w:hint="eastAsia"/>
@@ -123,7 +117,7 @@
         <w:rPr>
           <w:rFonts w:hint="eastAsia"/>
         </w:rPr>
-        <w:t xml:space="preserve"> 올해 4월 중순에 </w:t>
+        <w:t>올해 4월 중순에</w:t>
       </w:r>
       <w:r>
         <w:rPr>
@@ -135,7 +129,7 @@
         <w:rPr>
           <w:rFonts w:hint="eastAsia"/>
         </w:rPr>
-        <w:t xml:space="preserve"> 머릿속으로</w:t>
+        <w:t>머릿속으로</w:t>
       </w:r>
       <w:r>
         <w:rPr>
@@ -147,7 +141,7 @@
         <w:rPr>
           <w:rFonts w:hint="eastAsia"/>
         </w:rPr>
-        <w:t xml:space="preserve"> 이해해야 하는 문제가 아닌 </w:t>
+        <w:t>이해해야 하는 문제가 아닌</w:t>
       </w:r>
       <w:r>
         <w:rPr>
@@ -155,14 +149,12 @@
         </w:rPr>
         <w:t>우리가 몸소 느끼고 있는 문제이다.</w:t>
       </w:r>
-      <w:r>
-        <w:t xml:space="preserve"> </w:t>
-      </w:r>
-      <w:r>
-        <w:rPr>
-          <w:rFonts w:hint="eastAsia"/>
-        </w:rPr>
-        <w:t xml:space="preserve">그렇기에 이러한 문제를 </w:t>
+      <w:r/>
+      <w:r>
+        <w:rPr>
+          <w:rFonts w:hint="eastAsia"/>
+        </w:rPr>
+        <w:t>그렇기에 이러한 문제를</w:t>
       </w:r>
       <w:r>
         <w:rPr>
@@ -170,14 +162,12 @@
         </w:rPr>
         <w:t>해결하기 위해 우리는 자연을 어떻게 바라볼 것인가 하는 의문은 자연스레 생기게 된다.</w:t>
       </w:r>
-      <w:r>
-        <w:t xml:space="preserve"> </w:t>
-      </w:r>
-      <w:r>
-        <w:rPr>
-          <w:rFonts w:hint="eastAsia"/>
-        </w:rPr>
-        <w:t xml:space="preserve">이에 대해서는 크게 데카르트가 </w:t>
+      <w:r/>
+      <w:r>
+        <w:rPr>
+          <w:rFonts w:hint="eastAsia"/>
+        </w:rPr>
+        <w:t>이에 대해서는 크게 데카르트가</w:t>
       </w:r>
       <w:r>
         <w:rPr>
@@ -209,13 +199,12 @@
         <w:rPr>
           <w:rFonts w:eastAsiaTheme="minorHAnsi" w:hint="eastAsia"/>
         </w:rPr>
-        <w:t xml:space="preserve"> </w:t>
-      </w:r>
-      <w:r>
-        <w:rPr>
-          <w:rFonts w:hint="eastAsia"/>
-        </w:rPr>
-        <w:t xml:space="preserve">주장한 인간 중심적인 기계적 자연관과 </w:t>
+      </w:r>
+      <w:r>
+        <w:rPr>
+          <w:rFonts w:hint="eastAsia"/>
+        </w:rPr>
+        <w:t>주장한 인간 중심적인 기계적 자연관과</w:t>
       </w:r>
       <w:proofErr w:type="spellStart"/>
       <w:r>
@@ -229,7 +218,6 @@
         <w:rPr>
           <w:rFonts w:hint="eastAsia"/>
         </w:rPr>
-        <w:t xml:space="preserve"> </w:t>
       </w:r>
       <w:r>
         <w:rPr>
@@ -241,7 +229,7 @@
         <w:rPr>
           <w:rFonts w:eastAsiaTheme="minorHAnsi" w:hint="eastAsia"/>
         </w:rPr>
-        <w:t xml:space="preserve">침묵의 </w:t>
+        <w:t>침묵의</w:t>
       </w:r>
       <w:proofErr w:type="spellStart"/>
       <w:r>
@@ -267,7 +255,7 @@
         <w:rPr>
           <w:rFonts w:eastAsiaTheme="minorHAnsi" w:hint="eastAsia"/>
         </w:rPr>
-        <w:t xml:space="preserve"> 잘 나타나는 </w:t>
+        <w:t>잘 나타나는</w:t>
       </w:r>
       <w:proofErr w:type="spellStart"/>
       <w:r>
@@ -281,7 +269,7 @@
         <w:rPr>
           <w:rFonts w:hint="eastAsia"/>
         </w:rPr>
-        <w:t xml:space="preserve"> 유기체적 자연관의 2가지 의견이 대립하고 있</w:t>
+        <w:t>유기체적 자연관의 2가지 의견이 대립하고 있</w:t>
       </w:r>
       <w:r>
         <w:rPr>
@@ -293,7 +281,6 @@
         <w:rPr>
           <w:rStyle w:val="ab"/>
         </w:rPr>
-        <w:footnoteReference w:id="1"/>
       </w:r>
       <w:r>
         <w:rPr>
@@ -301,9 +288,7 @@
         </w:rPr>
         <w:t>.</w:t>
       </w:r>
-      <w:r>
-        <w:t xml:space="preserve"> </w:t>
-      </w:r>
+      <w:r/>
       <w:r>
         <w:rPr>
           <w:rFonts w:hint="eastAsia"/>
@@ -326,13 +311,12 @@
         <w:rPr>
           <w:rFonts w:hint="eastAsia"/>
         </w:rPr>
-        <w:t xml:space="preserve"> </w:t>
-      </w:r>
-      <w:r>
-        <w:rPr>
-          <w:rFonts w:hint="eastAsia"/>
-        </w:rPr>
-        <w:t xml:space="preserve">자연을 </w:t>
+      </w:r>
+      <w:r>
+        <w:rPr>
+          <w:rFonts w:hint="eastAsia"/>
+        </w:rPr>
+        <w:t>자연을</w:t>
       </w:r>
       <w:r>
         <w:rPr>
@@ -344,19 +328,19 @@
         <w:rPr>
           <w:rFonts w:hint="eastAsia"/>
         </w:rPr>
-        <w:t xml:space="preserve"> 바라보아야</w:t>
-      </w:r>
-      <w:r>
-        <w:rPr>
-          <w:rFonts w:hint="eastAsia"/>
-        </w:rPr>
-        <w:t xml:space="preserve"> 더 바람직한 방향으로 나아갈 수 있는</w:t>
-      </w:r>
-      <w:r>
-        <w:rPr>
-          <w:rFonts w:hint="eastAsia"/>
-        </w:rPr>
-        <w:t xml:space="preserve"> 것일</w:t>
+        <w:t>바라보아야</w:t>
+      </w:r>
+      <w:r>
+        <w:rPr>
+          <w:rFonts w:hint="eastAsia"/>
+        </w:rPr>
+        <w:t>더 바람직한 방향으로 나아갈 수 있는</w:t>
+      </w:r>
+      <w:r>
+        <w:rPr>
+          <w:rFonts w:hint="eastAsia"/>
+        </w:rPr>
+        <w:t>것일</w:t>
       </w:r>
       <w:r>
         <w:rPr>
@@ -364,14 +348,12 @@
         </w:rPr>
         <w:t>까?</w:t>
       </w:r>
-      <w:r>
-        <w:t xml:space="preserve"> </w:t>
-      </w:r>
-      <w:r>
-        <w:rPr>
-          <w:rFonts w:hint="eastAsia"/>
-        </w:rPr>
-        <w:t xml:space="preserve">이러한 의문에 </w:t>
+      <w:r/>
+      <w:r>
+        <w:rPr>
+          <w:rFonts w:hint="eastAsia"/>
+        </w:rPr>
+        <w:t>이러한 의문에</w:t>
       </w:r>
       <w:r>
         <w:rPr>
@@ -379,20 +361,18 @@
         </w:rPr>
         <w:t>답하기 위해 위의 두가지</w:t>
       </w:r>
-      <w:r>
-        <w:t xml:space="preserve"> </w:t>
-      </w:r>
-      <w:r>
-        <w:rPr>
-          <w:rFonts w:hint="eastAsia"/>
-        </w:rPr>
-        <w:t xml:space="preserve">관점에서 말하는 것의 본질을 살펴본다면 인간에게 이로운 영향을 주어야 한다는 공통된 의견을 </w:t>
-      </w:r>
-      <w:r>
-        <w:rPr>
-          <w:rFonts w:hint="eastAsia"/>
-        </w:rPr>
-        <w:t xml:space="preserve">알 수 있고 이 공통점을 중심으로 생각해본다면 </w:t>
+      <w:r/>
+      <w:r>
+        <w:rPr>
+          <w:rFonts w:hint="eastAsia"/>
+        </w:rPr>
+        <w:t>관점에서 말하는 것의 본질을 살펴본다면 인간에게 이로운 영향을 주어야 한다는 공통된 의견을</w:t>
+      </w:r>
+      <w:r>
+        <w:rPr>
+          <w:rFonts w:hint="eastAsia"/>
+        </w:rPr>
+        <w:t>알 수 있고 이 공통점을 중심으로 생각해본다면</w:t>
       </w:r>
       <w:r>
         <w:rPr>
@@ -406,14 +386,12 @@
         </w:rPr>
         <w:t>. 이 글에서는 두 의견을</w:t>
       </w:r>
-      <w:r>
-        <w:t xml:space="preserve"> </w:t>
-      </w:r>
-      <w:r>
-        <w:rPr>
-          <w:rFonts w:hint="eastAsia"/>
-        </w:rPr>
-        <w:t xml:space="preserve">비교하며 </w:t>
+      <w:r/>
+      <w:r>
+        <w:rPr>
+          <w:rFonts w:hint="eastAsia"/>
+        </w:rPr>
+        <w:t>비교하며</w:t>
       </w:r>
       <w:r>
         <w:rPr>
@@ -427,7 +405,7 @@
         <w:rPr>
           <w:rFonts w:hint="eastAsia"/>
         </w:rPr>
-        <w:t xml:space="preserve"> 대해 알아보고 어떻게 하면 자연을 인간에게 이롭게 사용할 수 있을지 논의해보고자 한다.</w:t>
+        <w:t>대해 알아보고 어떻게 하면 자연을 인간에게 이롭게 사용할 수 있을지 논의해보고자 한다.</w:t>
       </w:r>
     </w:p>
     <w:p>
@@ -464,7 +442,6 @@
         <w:rPr>
           <w:rFonts w:hint="eastAsia"/>
         </w:rPr>
-        <w:t xml:space="preserve"> </w:t>
       </w:r>
       <w:r>
         <w:rPr>
@@ -472,14 +449,12 @@
         </w:rPr>
         <w:t>먼저 생태주의적 관점에 대해 알아보자.</w:t>
       </w:r>
-      <w:r>
-        <w:t xml:space="preserve"> </w:t>
-      </w:r>
-      <w:r>
-        <w:rPr>
-          <w:rFonts w:hint="eastAsia"/>
-        </w:rPr>
-        <w:t xml:space="preserve">레이첼 </w:t>
+      <w:r/>
+      <w:r>
+        <w:rPr>
+          <w:rFonts w:hint="eastAsia"/>
+        </w:rPr>
+        <w:t>레이첼</w:t>
       </w:r>
       <w:proofErr w:type="spellStart"/>
       <w:r>
@@ -493,7 +468,6 @@
         <w:rPr>
           <w:rFonts w:hint="eastAsia"/>
         </w:rPr>
-        <w:t xml:space="preserve"> </w:t>
       </w:r>
       <w:r>
         <w:rPr>
@@ -505,7 +479,7 @@
         <w:rPr>
           <w:rFonts w:eastAsiaTheme="minorHAnsi" w:hint="eastAsia"/>
         </w:rPr>
-        <w:t xml:space="preserve">침묵의 </w:t>
+        <w:t>침묵의</w:t>
       </w:r>
       <w:proofErr w:type="spellStart"/>
       <w:r>
@@ -531,7 +505,7 @@
         <w:rPr>
           <w:rFonts w:eastAsiaTheme="minorHAnsi" w:hint="eastAsia"/>
         </w:rPr>
-        <w:t xml:space="preserve"> DDT살충제의 사례를 통해 </w:t>
+        <w:t>DDT살충제의 사례를 통해</w:t>
       </w:r>
       <w:proofErr w:type="spellStart"/>
       <w:r>
@@ -545,13 +519,12 @@
         <w:rPr>
           <w:rFonts w:eastAsiaTheme="minorHAnsi" w:hint="eastAsia"/>
         </w:rPr>
-        <w:t xml:space="preserve"> 유기체적 자연관을 설명한다.</w:t>
-      </w:r>
-      <w:r>
-        <w:rPr>
-          <w:rFonts w:eastAsiaTheme="minorHAnsi"/>
-        </w:rPr>
-        <w:t xml:space="preserve"> </w:t>
+        <w:t>유기체적 자연관을 설명한다.</w:t>
+      </w:r>
+      <w:r>
+        <w:rPr>
+          <w:rFonts w:eastAsiaTheme="minorHAnsi"/>
+        </w:rPr>
       </w:r>
       <w:r>
         <w:rPr>
@@ -563,13 +536,12 @@
         <w:rPr>
           <w:rFonts w:eastAsiaTheme="minorHAnsi"/>
         </w:rPr>
-        <w:t xml:space="preserve"> </w:t>
-      </w:r>
-      <w:r>
-        <w:rPr>
-          <w:rFonts w:eastAsiaTheme="minorHAnsi" w:hint="eastAsia"/>
-        </w:rPr>
-        <w:t xml:space="preserve">그리고 인체에도 DDT가 악영향을 끼친다는 내용을 통해 해충을 잡으려던 것이 결국 인간에게 좋지 않은 결과를 가져올 수 있다는 </w:t>
+      </w:r>
+      <w:r>
+        <w:rPr>
+          <w:rFonts w:eastAsiaTheme="minorHAnsi" w:hint="eastAsia"/>
+        </w:rPr>
+        <w:t>그리고 인체에도 DDT가 악영향을 끼친다는 내용을 통해 해충을 잡으려던 것이 결국 인간에게 좋지 않은 결과를 가져올 수 있다는</w:t>
       </w:r>
       <w:r>
         <w:rPr>
@@ -581,7 +553,6 @@
         <w:rPr>
           <w:rFonts w:eastAsiaTheme="minorHAnsi"/>
         </w:rPr>
-        <w:t xml:space="preserve"> </w:t>
       </w:r>
       <w:r>
         <w:rPr>
@@ -593,19 +564,19 @@
         <w:rPr>
           <w:rFonts w:eastAsiaTheme="minorHAnsi" w:hint="eastAsia"/>
         </w:rPr>
-        <w:t xml:space="preserve">를 통해 </w:t>
-      </w:r>
-      <w:r>
-        <w:rPr>
-          <w:rFonts w:hint="eastAsia"/>
-        </w:rPr>
-        <w:t xml:space="preserve">생태주의적 관점에서는 자연을 </w:t>
-      </w:r>
-      <w:r>
-        <w:rPr>
-          <w:rFonts w:hint="eastAsia"/>
-        </w:rPr>
-        <w:t xml:space="preserve">고도로 진화된 유기적인 시스템과 </w:t>
+        <w:t>를 통해</w:t>
+      </w:r>
+      <w:r>
+        <w:rPr>
+          <w:rFonts w:hint="eastAsia"/>
+        </w:rPr>
+        <w:t>생태주의적 관점에서는 자연을</w:t>
+      </w:r>
+      <w:r>
+        <w:rPr>
+          <w:rFonts w:hint="eastAsia"/>
+        </w:rPr>
+        <w:t>고도로 진화된 유기적인 시스템과</w:t>
       </w:r>
       <w:r>
         <w:rPr>
@@ -613,9 +584,7 @@
         </w:rPr>
         <w:t>같다고 보며</w:t>
       </w:r>
-      <w:r>
-        <w:t xml:space="preserve"> </w:t>
-      </w:r>
+      <w:r/>
       <w:r>
         <w:rPr>
           <w:rFonts w:hint="eastAsia"/>
@@ -632,7 +601,6 @@
         <w:rPr>
           <w:rStyle w:val="ab"/>
         </w:rPr>
-        <w:footnoteReference w:id="2"/>
       </w:r>
       <w:r>
         <w:rPr>
@@ -640,9 +608,7 @@
         </w:rPr>
         <w:t>.</w:t>
       </w:r>
-      <w:r>
-        <w:t xml:space="preserve"> </w:t>
-      </w:r>
+      <w:r/>
       <w:r>
         <w:rPr>
           <w:rFonts w:hint="eastAsia"/>
@@ -653,21 +619,16 @@
         <w:rPr>
           <w:rFonts w:hint="eastAsia"/>
         </w:rPr>
-        <w:lastRenderedPageBreak/>
         <w:t>를 해치지 않으려 노력해야 하며,</w:t>
       </w:r>
-      <w:r>
-        <w:t xml:space="preserve"> </w:t>
-      </w:r>
+      <w:r/>
       <w:r>
         <w:rPr>
           <w:rFonts w:hint="eastAsia"/>
         </w:rPr>
         <w:t>이러한 노력을 통해 자연의 복잡한 관계 속에서 생기는 균형과 조화,</w:t>
       </w:r>
-      <w:r>
-        <w:t xml:space="preserve"> </w:t>
-      </w:r>
+      <w:r/>
       <w:r>
         <w:rPr>
           <w:rFonts w:hint="eastAsia"/>
@@ -686,14 +647,12 @@
         </w:rPr>
         <w:t>.</w:t>
       </w:r>
-      <w:r>
-        <w:t xml:space="preserve"> </w:t>
-      </w:r>
-      <w:r>
-        <w:rPr>
-          <w:rFonts w:hint="eastAsia"/>
-        </w:rPr>
-        <w:t xml:space="preserve">이러한 주장은 </w:t>
+      <w:r/>
+      <w:r>
+        <w:rPr>
+          <w:rFonts w:hint="eastAsia"/>
+        </w:rPr>
+        <w:t>이러한 주장은</w:t>
       </w:r>
     </w:p>
     <w:p>
@@ -1408,13 +1367,12 @@
         <w:rPr>
           <w:rFonts w:hint="eastAsia"/>
         </w:rPr>
-        <w:t xml:space="preserve"> </w:t>
-      </w:r>
-      <w:r>
-        <w:rPr>
-          <w:rFonts w:hint="eastAsia"/>
-        </w:rPr>
-        <w:t xml:space="preserve">위에서 살펴본 것과 같이 </w:t>
+      </w:r>
+      <w:r>
+        <w:rPr>
+          <w:rFonts w:hint="eastAsia"/>
+        </w:rPr>
+        <w:t>위에서 살펴본 것과 같이</w:t>
       </w:r>
       <w:r>
         <w:rPr>
@@ -1422,9 +1380,7 @@
         </w:rPr>
         <w:t>인간은</w:t>
       </w:r>
-      <w:r>
-        <w:t xml:space="preserve"> </w:t>
-      </w:r>
+      <w:r/>
       <w:r>
         <w:rPr>
           <w:rFonts w:hint="eastAsia"/>
@@ -1435,13 +1391,12 @@
         <w:rPr>
           <w:rFonts w:hint="eastAsia"/>
         </w:rPr>
-        <w:t xml:space="preserve"> </w:t>
-      </w:r>
-      <w:r>
-        <w:rPr>
-          <w:rFonts w:hint="eastAsia"/>
-        </w:rPr>
-        <w:t xml:space="preserve">그 과정에는 데카르트의 </w:t>
+      </w:r>
+      <w:r>
+        <w:rPr>
+          <w:rFonts w:hint="eastAsia"/>
+        </w:rPr>
+        <w:t>그 과정에는 데카르트의</w:t>
       </w:r>
       <w:r>
         <w:rPr>
@@ -1473,13 +1428,13 @@
         <w:rPr>
           <w:rFonts w:eastAsiaTheme="minorHAnsi" w:hint="eastAsia"/>
         </w:rPr>
-        <w:t xml:space="preserve"> 자연을 더 자세히 이해</w:t>
-      </w:r>
-      <w:r>
-        <w:rPr>
-          <w:rFonts w:eastAsiaTheme="minorHAnsi" w:hint="eastAsia"/>
-        </w:rPr>
-        <w:t xml:space="preserve">하려 했던 노력과 </w:t>
+        <w:t>자연을 더 자세히 이해</w:t>
+      </w:r>
+      <w:r>
+        <w:rPr>
+          <w:rFonts w:eastAsiaTheme="minorHAnsi" w:hint="eastAsia"/>
+        </w:rPr>
+        <w:t>하려 했던 노력과</w:t>
       </w:r>
       <w:proofErr w:type="spellStart"/>
       <w:r>
@@ -1493,7 +1448,6 @@
         <w:rPr>
           <w:rFonts w:hint="eastAsia"/>
         </w:rPr>
-        <w:t xml:space="preserve"> </w:t>
       </w:r>
       <w:r>
         <w:rPr>
@@ -1505,7 +1459,7 @@
         <w:rPr>
           <w:rFonts w:eastAsiaTheme="minorHAnsi" w:hint="eastAsia"/>
         </w:rPr>
-        <w:t xml:space="preserve">침묵의 </w:t>
+        <w:t>침묵의</w:t>
       </w:r>
       <w:proofErr w:type="spellStart"/>
       <w:r>
@@ -1531,13 +1485,12 @@
         <w:rPr>
           <w:rFonts w:eastAsiaTheme="minorHAnsi" w:hint="eastAsia"/>
         </w:rPr>
-        <w:t xml:space="preserve"> 나온 DDT의 사례처럼 인간이 자연에</w:t>
-      </w:r>
-      <w:r>
-        <w:rPr>
-          <w:rFonts w:eastAsiaTheme="minorHAnsi"/>
-        </w:rPr>
-        <w:t xml:space="preserve"> </w:t>
+        <w:t>나온 DDT의 사례처럼 인간이 자연에</w:t>
+      </w:r>
+      <w:r>
+        <w:rPr>
+          <w:rFonts w:eastAsiaTheme="minorHAnsi"/>
+        </w:rPr>
       </w:r>
       <w:r>
         <w:rPr>
@@ -1549,13 +1502,12 @@
         <w:rPr>
           <w:rFonts w:eastAsiaTheme="minorHAnsi"/>
         </w:rPr>
-        <w:t xml:space="preserve"> </w:t>
-      </w:r>
-      <w:r>
-        <w:rPr>
-          <w:rFonts w:eastAsiaTheme="minorHAnsi" w:hint="eastAsia"/>
-        </w:rPr>
-        <w:t xml:space="preserve">하지만 이러한 변화에도 </w:t>
+      </w:r>
+      <w:r>
+        <w:rPr>
+          <w:rFonts w:eastAsiaTheme="minorHAnsi" w:hint="eastAsia"/>
+        </w:rPr>
+        <w:t>하지만 이러한 변화에도</w:t>
       </w:r>
       <w:r>
         <w:rPr>
@@ -1567,19 +1519,18 @@
         <w:rPr>
           <w:rFonts w:eastAsiaTheme="minorHAnsi" w:hint="eastAsia"/>
         </w:rPr>
-        <w:t xml:space="preserve"> 핵심 가치는 바로 인간에게 이로운 방향으로 나아가야 한다는 것이다.</w:t>
-      </w:r>
-      <w:r>
-        <w:rPr>
-          <w:rFonts w:eastAsiaTheme="minorHAnsi"/>
-        </w:rPr>
-        <w:t xml:space="preserve"> </w:t>
-      </w:r>
-      <w:r>
-        <w:rPr>
-          <w:rFonts w:eastAsiaTheme="minorHAnsi" w:hint="eastAsia"/>
-        </w:rPr>
-        <w:t xml:space="preserve">즉, </w:t>
+        <w:t>핵심 가치는 바로 인간에게 이로운 방향으로 나아가야 한다는 것이다.</w:t>
+      </w:r>
+      <w:r>
+        <w:rPr>
+          <w:rFonts w:eastAsiaTheme="minorHAnsi"/>
+        </w:rPr>
+      </w:r>
+      <w:r>
+        <w:rPr>
+          <w:rFonts w:eastAsiaTheme="minorHAnsi" w:hint="eastAsia"/>
+        </w:rPr>
+        <w:t>즉,</w:t>
       </w:r>
       <w:r>
         <w:rPr>
@@ -1597,7 +1548,6 @@
         <w:rPr>
           <w:rFonts w:eastAsiaTheme="minorHAnsi"/>
         </w:rPr>
-        <w:t xml:space="preserve"> </w:t>
       </w:r>
       <w:r>
         <w:rPr>
@@ -1609,7 +1559,6 @@
         <w:rPr>
           <w:rFonts w:eastAsiaTheme="minorHAnsi"/>
         </w:rPr>
-        <w:t xml:space="preserve"> </w:t>
       </w:r>
       <w:r>
         <w:rPr>
@@ -1621,7 +1570,6 @@
         <w:rPr>
           <w:rFonts w:eastAsiaTheme="minorHAnsi"/>
         </w:rPr>
-        <w:t xml:space="preserve"> </w:t>
       </w:r>
       <w:r>
         <w:rPr>
@@ -1639,13 +1587,12 @@
         <w:rPr>
           <w:rFonts w:eastAsiaTheme="minorHAnsi"/>
         </w:rPr>
-        <w:t xml:space="preserve"> </w:t>
-      </w:r>
-      <w:r>
-        <w:rPr>
-          <w:rFonts w:eastAsiaTheme="minorHAnsi" w:hint="eastAsia"/>
-        </w:rPr>
-        <w:t xml:space="preserve">그렇기에 우리는 인간과 자연의 상호작용을 인정하면서도 </w:t>
+      </w:r>
+      <w:r>
+        <w:rPr>
+          <w:rFonts w:eastAsiaTheme="minorHAnsi" w:hint="eastAsia"/>
+        </w:rPr>
+        <w:t>그렇기에 우리는 인간과 자연의 상호작용을 인정하면서도</w:t>
       </w:r>
       <w:r>
         <w:rPr>
@@ -1657,7 +1604,6 @@
         <w:rPr>
           <w:rFonts w:eastAsiaTheme="minorHAnsi"/>
         </w:rPr>
-        <w:t xml:space="preserve"> </w:t>
       </w:r>
       <w:r>
         <w:rPr>
@@ -1669,7 +1615,6 @@
         <w:rPr>
           <w:rFonts w:eastAsiaTheme="minorHAnsi"/>
         </w:rPr>
-        <w:t xml:space="preserve"> </w:t>
       </w:r>
       <w:r>
         <w:rPr>
